--- a/_site/i3wm/2020-02-16-guia-de-instalacion-y-configuracion-de-i3wm/index.docx
+++ b/_site/i3wm/2020-02-16-guia-de-instalacion-y-configuracion-de-i3wm/index.docx
@@ -44,7 +44,7 @@
         <w:t xml:space="preserve"> </w:t>
       </w:r>
     </w:p>
-    <w:bookmarkStart w:id="20" w:name="title"/>
+    <w:bookmarkStart w:id="22" w:name="title"/>
     <w:p>
       <w:pPr>
         <w:pStyle w:val="Heading1"/>
@@ -93,8 +93,8 @@
         <w:t xml:space="preserve"> </w:t>
       </w:r>
     </w:p>
-    <w:bookmarkEnd w:id="20"/>
-    <w:bookmarkStart w:id="24" w:name="author-note"/>
+    <w:bookmarkEnd w:id="22"/>
+    <w:bookmarkStart w:id="26" w:name="author-note"/>
     <w:p>
       <w:pPr>
         <w:pStyle w:val="Heading1"/>
@@ -113,15 +113,15 @@
       <w:r>
         <w:t xml:space="preserve"> </w:t>
       </w:r>
-      <w:bookmarkStart w:id="21" w:name="orchid"/>
+      <w:bookmarkStart w:id="23" w:name="orchid"/>
       <w:r>
         <w:t xml:space="preserve">Orcid ID Logo: A green circle with white letters ID</w:t>
       </w:r>
-      <w:bookmarkEnd w:id="21"/>
+      <w:bookmarkEnd w:id="23"/>
       <w:r>
         <w:t xml:space="preserve"> </w:t>
       </w:r>
-      <w:hyperlink r:id="rId22">
+      <w:hyperlink r:id="rId24">
         <w:r>
           <w:rPr>
             <w:rStyle w:val="Hyperlink"/>
@@ -160,7 +160,7 @@
         <w:t xml:space="preserve">: </w:t>
       </w:r>
       <w:r>
-        <w:t xml:space="preserve">conceptualización y redacción</w:t>
+        <w:t xml:space="preserve">conceptualización, metodología, análisis formal, investigación, recursos, curación de datos, redacción, visualización, supervisión, y administración del proyecto</w:t>
       </w:r>
     </w:p>
     <w:p>
@@ -168,12 +168,12 @@
         <w:pStyle w:val="BodyText"/>
       </w:pPr>
       <w:r>
-        <w:t xml:space="preserve">La correspondencia relativa a este artículo debe dirigirse a Edison Achalma, Escuela Profesional de Economía, Universidad Nacional de San Cristóbal de Huamanga, Ayacucho, AYA, Perú, Email:</w:t>
+        <w:t xml:space="preserve">La correspondencia relativa a este artículo debe dirigirse a Edison Achalma, Escuela Profesional de Economía, Universidad Nacional de San Cristóbal de Huamanga, Portal Independencia N° 57, Ayacucho, AYA 5001, Perú, Email:</w:t>
       </w:r>
       <w:r>
         <w:t xml:space="preserve"> </w:t>
       </w:r>
-      <w:hyperlink r:id="rId23">
+      <w:hyperlink r:id="rId25">
         <w:r>
           <w:rPr>
             <w:rStyle w:val="Hyperlink"/>
@@ -202,8 +202,8 @@
         <w:br w:type="page"/>
       </w:r>
     </w:p>
-    <w:bookmarkEnd w:id="24"/>
-    <w:bookmarkStart w:id="25" w:name="firstheader"/>
+    <w:bookmarkEnd w:id="26"/>
+    <w:bookmarkStart w:id="27" w:name="firstheader"/>
     <w:p>
       <w:pPr>
         <w:pStyle w:val="Heading1"/>
@@ -212,8 +212,8 @@
         <w:t xml:space="preserve">Instalación y configuración inicial de i3wm</w:t>
       </w:r>
     </w:p>
-    <w:bookmarkEnd w:id="25"/>
-    <w:bookmarkStart w:id="28" w:name="X64f7aa9c2acfdbb311baa89b28f8187dce76c42"/>
+    <w:bookmarkEnd w:id="27"/>
+    <w:bookmarkStart w:id="30" w:name="X64f7aa9c2acfdbb311baa89b28f8187dce76c42"/>
     <w:p>
       <w:pPr>
         <w:pStyle w:val="Heading1"/>
@@ -222,7 +222,7 @@
         <w:t xml:space="preserve">1. Introducción a i3wm en diferentes distribuciones de Linux</w:t>
       </w:r>
     </w:p>
-    <w:bookmarkStart w:id="26" w:name="X8a5727a1b290768dbe2d19d28743780f395cae2"/>
+    <w:bookmarkStart w:id="28" w:name="X8a5727a1b290768dbe2d19d28743780f395cae2"/>
     <w:p>
       <w:pPr>
         <w:pStyle w:val="Heading2"/>
@@ -231,8 +231,8 @@
         <w:t xml:space="preserve">1.1 Ventajas de utilizar i3wm en distribuciones de Linux</w:t>
       </w:r>
     </w:p>
-    <w:bookmarkEnd w:id="26"/>
-    <w:bookmarkStart w:id="27" w:name="Xf0046c9bf910599f3cec8bbe131166bd4c17e1e"/>
+    <w:bookmarkEnd w:id="28"/>
+    <w:bookmarkStart w:id="29" w:name="Xf0046c9bf910599f3cec8bbe131166bd4c17e1e"/>
     <w:p>
       <w:pPr>
         <w:pStyle w:val="Heading2"/>
@@ -241,9 +241,9 @@
         <w:t xml:space="preserve">1.2 Consideraciones y requisitos antes de la instalación</w:t>
       </w:r>
     </w:p>
-    <w:bookmarkEnd w:id="27"/>
-    <w:bookmarkEnd w:id="28"/>
-    <w:bookmarkStart w:id="32" w:name="preparación-para-la-instalación-de-i3wm"/>
+    <w:bookmarkEnd w:id="29"/>
+    <w:bookmarkEnd w:id="30"/>
+    <w:bookmarkStart w:id="34" w:name="preparación-para-la-instalación-de-i3wm"/>
     <w:p>
       <w:pPr>
         <w:pStyle w:val="Heading1"/>
@@ -252,7 +252,7 @@
         <w:t xml:space="preserve">2. Preparación para la instalación de i3wm</w:t>
       </w:r>
     </w:p>
-    <w:bookmarkStart w:id="29" w:name="X2c8fd778e1bdef1f3b78721e39e031b054a6bad"/>
+    <w:bookmarkStart w:id="31" w:name="X2c8fd778e1bdef1f3b78721e39e031b054a6bad"/>
     <w:p>
       <w:pPr>
         <w:pStyle w:val="Heading2"/>
@@ -261,8 +261,8 @@
         <w:t xml:space="preserve">2.1 Elección de la distribución de Linux adecuada para i3wm</w:t>
       </w:r>
     </w:p>
-    <w:bookmarkEnd w:id="29"/>
-    <w:bookmarkStart w:id="30" w:name="X0a2acc2d09f5c62d23121368e56f860cab630b1"/>
+    <w:bookmarkEnd w:id="31"/>
+    <w:bookmarkStart w:id="32" w:name="X0a2acc2d09f5c62d23121368e56f860cab630b1"/>
     <w:p>
       <w:pPr>
         <w:pStyle w:val="Heading2"/>
@@ -271,8 +271,8 @@
         <w:t xml:space="preserve">2.2 Descarga de la imagen de la distribución o preparación del entorno existente</w:t>
       </w:r>
     </w:p>
-    <w:bookmarkEnd w:id="30"/>
-    <w:bookmarkStart w:id="31" w:name="X22c85f45611a7a87b2bf5911f3b573e996c0288"/>
+    <w:bookmarkEnd w:id="32"/>
+    <w:bookmarkStart w:id="33" w:name="X22c85f45611a7a87b2bf5911f3b573e996c0288"/>
     <w:p>
       <w:pPr>
         <w:pStyle w:val="Heading2"/>
@@ -281,9 +281,9 @@
         <w:t xml:space="preserve">2.3 Verificación de los requisitos de hardware y software</w:t>
       </w:r>
     </w:p>
-    <w:bookmarkEnd w:id="31"/>
-    <w:bookmarkEnd w:id="32"/>
-    <w:bookmarkStart w:id="36" w:name="X6c5f1c0b56d742f355177da5daac9b3aa55c0f5"/>
+    <w:bookmarkEnd w:id="33"/>
+    <w:bookmarkEnd w:id="34"/>
+    <w:bookmarkStart w:id="38" w:name="X6c5f1c0b56d742f355177da5daac9b3aa55c0f5"/>
     <w:p>
       <w:pPr>
         <w:pStyle w:val="Heading1"/>
@@ -292,7 +292,7 @@
         <w:t xml:space="preserve">3. Instalación de i3wm en distribuciones populares</w:t>
       </w:r>
     </w:p>
-    <w:bookmarkStart w:id="33" w:name="X2612a5b697e98b88a386c079643f4c08fdcc411"/>
+    <w:bookmarkStart w:id="35" w:name="X2612a5b697e98b88a386c079643f4c08fdcc411"/>
     <w:p>
       <w:pPr>
         <w:pStyle w:val="Heading2"/>
@@ -301,8 +301,8 @@
         <w:t xml:space="preserve">3.1 Guía de instalación paso a paso en Ubuntu</w:t>
       </w:r>
     </w:p>
-    <w:bookmarkEnd w:id="33"/>
-    <w:bookmarkStart w:id="34" w:name="X0eab0afd764f295fa7a039af5904eef7c42b4d3"/>
+    <w:bookmarkEnd w:id="35"/>
+    <w:bookmarkStart w:id="36" w:name="X0eab0afd764f295fa7a039af5904eef7c42b4d3"/>
     <w:p>
       <w:pPr>
         <w:pStyle w:val="Heading2"/>
@@ -311,8 +311,8 @@
         <w:t xml:space="preserve">3.2 Guía de instalación paso a paso en Arch Linux</w:t>
       </w:r>
     </w:p>
-    <w:bookmarkEnd w:id="34"/>
-    <w:bookmarkStart w:id="35" w:name="Xbb69df1893438c18e767cb72128450a304b5768"/>
+    <w:bookmarkEnd w:id="36"/>
+    <w:bookmarkStart w:id="37" w:name="Xbb69df1893438c18e767cb72128450a304b5768"/>
     <w:p>
       <w:pPr>
         <w:pStyle w:val="Heading2"/>
@@ -321,9 +321,9 @@
         <w:t xml:space="preserve">3.3 Otras distribuciones: Guía general para la instalación de i3wm</w:t>
       </w:r>
     </w:p>
-    <w:bookmarkEnd w:id="35"/>
-    <w:bookmarkEnd w:id="36"/>
-    <w:bookmarkStart w:id="40" w:name="configuración-básica-de-i3wm"/>
+    <w:bookmarkEnd w:id="37"/>
+    <w:bookmarkEnd w:id="38"/>
+    <w:bookmarkStart w:id="42" w:name="configuración-básica-de-i3wm"/>
     <w:p>
       <w:pPr>
         <w:pStyle w:val="Heading1"/>
@@ -332,7 +332,7 @@
         <w:t xml:space="preserve">4. Configuración básica de i3wm</w:t>
       </w:r>
     </w:p>
-    <w:bookmarkStart w:id="37" w:name="primeros-pasos-después-de-la-instalación"/>
+    <w:bookmarkStart w:id="39" w:name="primeros-pasos-después-de-la-instalación"/>
     <w:p>
       <w:pPr>
         <w:pStyle w:val="Heading2"/>
@@ -341,8 +341,8 @@
         <w:t xml:space="preserve">4.1 Primeros pasos después de la instalación</w:t>
       </w:r>
     </w:p>
-    <w:bookmarkEnd w:id="37"/>
-    <w:bookmarkStart w:id="38" w:name="X5015999a09dfbd142471e202940e939daeca291"/>
+    <w:bookmarkEnd w:id="39"/>
+    <w:bookmarkStart w:id="40" w:name="X5015999a09dfbd142471e202940e939daeca291"/>
     <w:p>
       <w:pPr>
         <w:pStyle w:val="Heading2"/>
@@ -351,8 +351,8 @@
         <w:t xml:space="preserve">4.2 Personalización inicial del archivo de configuración de i3wm</w:t>
       </w:r>
     </w:p>
-    <w:bookmarkEnd w:id="38"/>
-    <w:bookmarkStart w:id="39" w:name="X287476e632cfb246af485486b36e9d7a8e018be"/>
+    <w:bookmarkEnd w:id="40"/>
+    <w:bookmarkStart w:id="41" w:name="X287476e632cfb246af485486b36e9d7a8e018be"/>
     <w:p>
       <w:pPr>
         <w:pStyle w:val="Heading2"/>
@@ -448,9 +448,9 @@
         <w:t xml:space="preserve">## Sitios web y blogs recomendados para aprender más sobre i3wm en diferentes distribuciones de Linux</w:t>
       </w:r>
     </w:p>
-    <w:bookmarkEnd w:id="39"/>
-    <w:bookmarkEnd w:id="40"/>
-    <w:bookmarkStart w:id="61" w:name="publicaciones-similares"/>
+    <w:bookmarkEnd w:id="41"/>
+    <w:bookmarkEnd w:id="42"/>
+    <w:bookmarkStart w:id="63" w:name="publicaciones-similares"/>
     <w:p>
       <w:pPr>
         <w:pStyle w:val="Heading1"/>
@@ -475,11 +475,11 @@
           <w:numId w:val="1002"/>
         </w:numPr>
       </w:pPr>
-      <w:hyperlink r:id="rId41"/>
+      <w:hyperlink r:id="rId43"/>
       <w:r>
         <w:t xml:space="preserve"> </w:t>
       </w:r>
-      <w:hyperlink r:id="rId42">
+      <w:hyperlink r:id="rId44">
         <w:r>
           <w:rPr>
             <w:rStyle w:val="Hyperlink"/>
@@ -496,11 +496,11 @@
           <w:numId w:val="1002"/>
         </w:numPr>
       </w:pPr>
-      <w:hyperlink r:id="rId43"/>
+      <w:hyperlink r:id="rId45"/>
       <w:r>
         <w:t xml:space="preserve"> </w:t>
       </w:r>
-      <w:hyperlink r:id="rId44">
+      <w:hyperlink r:id="rId46">
         <w:r>
           <w:rPr>
             <w:rStyle w:val="Hyperlink"/>
@@ -517,11 +517,11 @@
           <w:numId w:val="1002"/>
         </w:numPr>
       </w:pPr>
-      <w:hyperlink r:id="rId45"/>
+      <w:hyperlink r:id="rId47"/>
       <w:r>
         <w:t xml:space="preserve"> </w:t>
       </w:r>
-      <w:hyperlink r:id="rId46">
+      <w:hyperlink r:id="rId48">
         <w:r>
           <w:rPr>
             <w:rStyle w:val="Hyperlink"/>
@@ -538,11 +538,11 @@
           <w:numId w:val="1002"/>
         </w:numPr>
       </w:pPr>
-      <w:hyperlink r:id="rId47"/>
+      <w:hyperlink r:id="rId49"/>
       <w:r>
         <w:t xml:space="preserve"> </w:t>
       </w:r>
-      <w:hyperlink r:id="rId48">
+      <w:hyperlink r:id="rId50">
         <w:r>
           <w:rPr>
             <w:rStyle w:val="Hyperlink"/>
@@ -559,11 +559,11 @@
           <w:numId w:val="1002"/>
         </w:numPr>
       </w:pPr>
-      <w:hyperlink r:id="rId49"/>
+      <w:hyperlink r:id="rId51"/>
       <w:r>
         <w:t xml:space="preserve"> </w:t>
       </w:r>
-      <w:hyperlink r:id="rId50">
+      <w:hyperlink r:id="rId52">
         <w:r>
           <w:rPr>
             <w:rStyle w:val="Hyperlink"/>
@@ -580,11 +580,11 @@
           <w:numId w:val="1002"/>
         </w:numPr>
       </w:pPr>
-      <w:hyperlink r:id="rId51"/>
+      <w:hyperlink r:id="rId53"/>
       <w:r>
         <w:t xml:space="preserve"> </w:t>
       </w:r>
-      <w:hyperlink r:id="rId52">
+      <w:hyperlink r:id="rId54">
         <w:r>
           <w:rPr>
             <w:rStyle w:val="Hyperlink"/>
@@ -601,11 +601,11 @@
           <w:numId w:val="1002"/>
         </w:numPr>
       </w:pPr>
-      <w:hyperlink r:id="rId53"/>
+      <w:hyperlink r:id="rId55"/>
       <w:r>
         <w:t xml:space="preserve"> </w:t>
       </w:r>
-      <w:hyperlink r:id="rId54">
+      <w:hyperlink r:id="rId56">
         <w:r>
           <w:rPr>
             <w:rStyle w:val="Hyperlink"/>
@@ -622,11 +622,11 @@
           <w:numId w:val="1002"/>
         </w:numPr>
       </w:pPr>
-      <w:hyperlink r:id="rId55"/>
+      <w:hyperlink r:id="rId57"/>
       <w:r>
         <w:t xml:space="preserve"> </w:t>
       </w:r>
-      <w:hyperlink r:id="rId56">
+      <w:hyperlink r:id="rId58">
         <w:r>
           <w:rPr>
             <w:rStyle w:val="Hyperlink"/>
@@ -643,11 +643,11 @@
           <w:numId w:val="1002"/>
         </w:numPr>
       </w:pPr>
-      <w:hyperlink r:id="rId57"/>
+      <w:hyperlink r:id="rId59"/>
       <w:r>
         <w:t xml:space="preserve"> </w:t>
       </w:r>
-      <w:hyperlink r:id="rId58">
+      <w:hyperlink r:id="rId60">
         <w:r>
           <w:rPr>
             <w:rStyle w:val="Hyperlink"/>
@@ -664,11 +664,11 @@
           <w:numId w:val="1002"/>
         </w:numPr>
       </w:pPr>
-      <w:hyperlink r:id="rId59"/>
+      <w:hyperlink r:id="rId61"/>
       <w:r>
         <w:t xml:space="preserve"> </w:t>
       </w:r>
-      <w:hyperlink r:id="rId60">
+      <w:hyperlink r:id="rId62">
         <w:r>
           <w:rPr>
             <w:rStyle w:val="Hyperlink"/>
@@ -685,14 +685,14 @@
         <w:t xml:space="preserve">Esperamos que encuentres estas publicaciones igualmente interesantes y útiles. ¡Disfruta de la lectura!</w:t>
       </w:r>
     </w:p>
-    <w:bookmarkEnd w:id="61"/>
+    <w:bookmarkEnd w:id="63"/>
     <w:sectPr>
-      <w:headerReference r:id="rId9" w:type="even"/>
-      <w:headerReference r:id="rId11" w:type="default"/>
-      <w:footerReference r:id="rId14" w:type="even"/>
-      <w:footerReference r:id="rId13" w:type="default"/>
-      <w:headerReference r:id="rId10" w:type="first"/>
-      <w:footerReference r:id="rId12" w:type="first"/>
+      <w:headerReference r:id="rId8" w:type="even"/>
+      <w:headerReference r:id="rId9" w:type="default"/>
+      <w:footerReference r:id="rId10" w:type="even"/>
+      <w:footerReference r:id="rId11" w:type="default"/>
+      <w:headerReference r:id="rId12" w:type="first"/>
+      <w:footerReference r:id="rId13" w:type="first"/>
       <w:pgSz w:h="15840" w:w="12240"/>
       <w:pgMar w:bottom="1440" w:footer="720" w:gutter="0" w:header="720" w:left="1440" w:right="1440" w:top="1440"/>
       <w:cols w:space="720"/>
